--- a/Mil.Paperwork.Domain/Templates/TechnicalState7ReportTemplate.docx
+++ b/Mil.Paperwork.Domain/Templates/TechnicalState7ReportTemplate.docx
@@ -1,6 +1,6 @@
 
 <file path=word/document.xml><?xml version="1.0" encoding="utf-8"?>
-<w:document xmlns:wpc="http://schemas.microsoft.com/office/word/2010/wordprocessingCanvas" xmlns:cx="http://schemas.microsoft.com/office/drawing/2014/chartex" xmlns:cx1="http://schemas.microsoft.com/office/drawing/2015/9/8/chartex" xmlns:cx2="http://schemas.microsoft.com/office/drawing/2015/10/21/chartex" xmlns:cx3="http://schemas.microsoft.com/office/drawing/2016/5/9/chartex" xmlns:cx4="http://schemas.microsoft.com/office/drawing/2016/5/10/chartex" xmlns:cx5="http://schemas.microsoft.com/office/drawing/2016/5/11/chartex" xmlns:cx6="http://schemas.microsoft.com/office/drawing/2016/5/12/chartex" xmlns:cx7="http://schemas.microsoft.com/office/drawing/2016/5/13/chartex" xmlns:cx8="http://schemas.microsoft.com/office/drawing/2016/5/14/chartex" xmlns:mc="http://schemas.openxmlformats.org/markup-compatibility/2006" xmlns:aink="http://schemas.microsoft.com/office/drawing/2016/ink" xmlns:am3d="http://schemas.microsoft.com/office/drawing/2017/model3d" xmlns:o="urn:schemas-microsoft-com:office:office" xmlns:r="http://schemas.openxmlformats.org/officeDocument/2006/relationships" xmlns:m="http://schemas.openxmlformats.org/officeDocument/2006/math" xmlns:v="urn:schemas-microsoft-com:vml" xmlns:wp14="http://schemas.microsoft.com/office/word/2010/wordprocessingDrawing" xmlns:wp="http://schemas.openxmlformats.org/drawingml/2006/wordprocessingDrawing" xmlns:w10="urn:schemas-microsoft-com:office:word" xmlns:w="http://schemas.openxmlformats.org/wordprocessingml/2006/main" xmlns:w14="http://schemas.microsoft.com/office/word/2010/wordml" xmlns:w15="http://schemas.microsoft.com/office/word/2012/wordml" xmlns:w16cex="http://schemas.microsoft.com/office/word/2018/wordml/cex" xmlns:w16cid="http://schemas.microsoft.com/office/word/2016/wordml/cid" xmlns:w16="http://schemas.microsoft.com/office/word/2018/wordml" xmlns:w16sdtdh="http://schemas.microsoft.com/office/word/2020/wordml/sdtdatahash" xmlns:w16se="http://schemas.microsoft.com/office/word/2015/wordml/symex" xmlns:wpg="http://schemas.microsoft.com/office/word/2010/wordprocessingGroup" xmlns:wpi="http://schemas.microsoft.com/office/word/2010/wordprocessingInk" xmlns:wne="http://schemas.microsoft.com/office/word/2006/wordml" xmlns:wps="http://schemas.microsoft.com/office/word/2010/wordprocessingShape" mc:Ignorable="w14 w15 w16se w16cid w16 w16cex w16sdtdh wp14">
+<w:document xmlns:wpc="http://schemas.microsoft.com/office/word/2010/wordprocessingCanvas" xmlns:cx="http://schemas.microsoft.com/office/drawing/2014/chartex" xmlns:cx1="http://schemas.microsoft.com/office/drawing/2015/9/8/chartex" xmlns:cx2="http://schemas.microsoft.com/office/drawing/2015/10/21/chartex" xmlns:cx3="http://schemas.microsoft.com/office/drawing/2016/5/9/chartex" xmlns:cx4="http://schemas.microsoft.com/office/drawing/2016/5/10/chartex" xmlns:cx5="http://schemas.microsoft.com/office/drawing/2016/5/11/chartex" xmlns:cx6="http://schemas.microsoft.com/office/drawing/2016/5/12/chartex" xmlns:cx7="http://schemas.microsoft.com/office/drawing/2016/5/13/chartex" xmlns:cx8="http://schemas.microsoft.com/office/drawing/2016/5/14/chartex" xmlns:mc="http://schemas.openxmlformats.org/markup-compatibility/2006" xmlns:aink="http://schemas.microsoft.com/office/drawing/2016/ink" xmlns:am3d="http://schemas.microsoft.com/office/drawing/2017/model3d" xmlns:o="urn:schemas-microsoft-com:office:office" xmlns:oel="http://schemas.microsoft.com/office/2019/extlst" xmlns:r="http://schemas.openxmlformats.org/officeDocument/2006/relationships" xmlns:m="http://schemas.openxmlformats.org/officeDocument/2006/math" xmlns:v="urn:schemas-microsoft-com:vml" xmlns:wp14="http://schemas.microsoft.com/office/word/2010/wordprocessingDrawing" xmlns:wp="http://schemas.openxmlformats.org/drawingml/2006/wordprocessingDrawing" xmlns:w10="urn:schemas-microsoft-com:office:word" xmlns:w="http://schemas.openxmlformats.org/wordprocessingml/2006/main" xmlns:w14="http://schemas.microsoft.com/office/word/2010/wordml" xmlns:w15="http://schemas.microsoft.com/office/word/2012/wordml" xmlns:w16cex="http://schemas.microsoft.com/office/word/2018/wordml/cex" xmlns:w16cid="http://schemas.microsoft.com/office/word/2016/wordml/cid" xmlns:w16="http://schemas.microsoft.com/office/word/2018/wordml" xmlns:w16du="http://schemas.microsoft.com/office/word/2023/wordml/word16du" xmlns:w16sdtdh="http://schemas.microsoft.com/office/word/2020/wordml/sdtdatahash" xmlns:w16se="http://schemas.microsoft.com/office/word/2015/wordml/symex" xmlns:wpg="http://schemas.microsoft.com/office/word/2010/wordprocessingGroup" xmlns:wpi="http://schemas.microsoft.com/office/word/2010/wordprocessingInk" xmlns:wne="http://schemas.microsoft.com/office/word/2006/wordml" xmlns:wps="http://schemas.microsoft.com/office/word/2010/wordprocessingShape" mc:Ignorable="w14 w15 w16se w16cid w16 w16cex w16sdtdh w16du wp14">
   <w:body>
     <w:p>
       <w:pPr>
@@ -669,7 +669,7 @@
                 <w:sz w:val="24"/>
                 <w:szCs w:val="24"/>
               </w:rPr>
-              <w:t>2025</w:t>
+              <w:t>2026</w:t>
             </w:r>
             <w:r>
               <w:rPr>
@@ -3004,7 +3004,39 @@
                 <w:sz w:val="20"/>
                 <w:lang w:val="uk-UA"/>
               </w:rPr>
-              <w:t>Виріб "Либідь К-2РБ" у спец.викон.(за специф.) (ТУ У 26.3-01043342-007:2016). АЭЖА.464532.006.04-07.04</w:t>
+              <w:t xml:space="preserve">Виріб "Либідь К-2РБ" у </w:t>
+            </w:r>
+            <w:proofErr w:type="spellStart"/>
+            <w:r>
+              <w:rPr>
+                <w:sz w:val="20"/>
+                <w:lang w:val="uk-UA"/>
+              </w:rPr>
+              <w:t>спец.викон</w:t>
+            </w:r>
+            <w:proofErr w:type="spellEnd"/>
+            <w:r>
+              <w:rPr>
+                <w:sz w:val="20"/>
+                <w:lang w:val="uk-UA"/>
+              </w:rPr>
+              <w:t xml:space="preserve">.(за </w:t>
+            </w:r>
+            <w:proofErr w:type="spellStart"/>
+            <w:r>
+              <w:rPr>
+                <w:sz w:val="20"/>
+                <w:lang w:val="uk-UA"/>
+              </w:rPr>
+              <w:t>специф</w:t>
+            </w:r>
+            <w:proofErr w:type="spellEnd"/>
+            <w:r>
+              <w:rPr>
+                <w:sz w:val="20"/>
+                <w:lang w:val="uk-UA"/>
+              </w:rPr>
+              <w:t>.) (ТУ У 26.3-01043342-007:2016). АЭЖА.464532.006.04-07.04</w:t>
             </w:r>
           </w:p>
         </w:tc>
@@ -4212,7 +4244,7 @@
           <w:sz w:val="24"/>
           <w:szCs w:val="24"/>
         </w:rPr>
-        <w:instrText xml:space="preserve"> MERGEFIELD  ASSET_NAME  \* MERGEFORMAT </w:instrText>
+        <w:instrText xml:space="preserve"> MERGEFIELD  ASSET_INITIAL_CATEGORY  \* MERGEFORMAT </w:instrText>
       </w:r>
       <w:r>
         <w:rPr>
@@ -4255,7 +4287,7 @@
           <w:sz w:val="24"/>
           <w:szCs w:val="24"/>
         </w:rPr>
-        <w:instrText xml:space="preserve"> MERGEFIELD  ASSET_NAME  \* MERGEFORMAT </w:instrText>
+        <w:instrText xml:space="preserve"> MERGEFIELD  ASSET_RESIDUAL_CATEGORY  \* MERGEFORMAT </w:instrText>
       </w:r>
       <w:r>
         <w:rPr>
@@ -4499,7 +4531,7 @@
           <w:sz w:val="24"/>
           <w:szCs w:val="24"/>
         </w:rPr>
-        <w:instrText xml:space="preserve"> MERGEFIELD  ASSET_NAME  \* MERGEFORMAT </w:instrText>
+        <w:instrText xml:space="preserve"> MERGEFIELD  ASSET_INITIAL_CATEGORY_TEXT  \* MERGEFORMAT </w:instrText>
       </w:r>
       <w:r>
         <w:rPr>
@@ -4542,7 +4574,7 @@
           <w:sz w:val="24"/>
           <w:szCs w:val="24"/>
         </w:rPr>
-        <w:instrText xml:space="preserve"> MERGEFIELD  ASSET_NAME  \* MERGEFORMAT </w:instrText>
+        <w:instrText xml:space="preserve"> MERGEFIELD  ASSET_RESIDUAL_CATEGORY_TEXT  \* MERGEFORMAT </w:instrText>
       </w:r>
       <w:r>
         <w:rPr>
@@ -5737,7 +5769,7 @@
           <w:szCs w:val="24"/>
           <w:u w:val="single"/>
         </w:rPr>
-        <w:instrText xml:space="preserve"> MERGEFIELD  UNIT_COMMANDER  \* MERGEFORMAT </w:instrText>
+        <w:instrText xml:space="preserve"> MERGEFIELD  UNIT_COMM  \* MERGEFORMAT </w:instrText>
       </w:r>
       <w:r>
         <w:rPr>
@@ -5879,9 +5911,9 @@
           <w:sz w:val="24"/>
           <w:szCs w:val="24"/>
           <w:u w:val="single"/>
-          <w:lang w:eastAsia="en-US"/>
-        </w:rPr>
-        <w:instrText xml:space="preserve"> MERGEFIELD  COMMISION_HEAD_RANK  \* MERGEFORMAT </w:instrText>
+          <w:lang w:val="ru-RU" w:eastAsia="en-US"/>
+        </w:rPr>
+        <w:instrText xml:space="preserve"> MERGEFIELD  HANDED_PERSON_RANK  \* MERGEFORMAT </w:instrText>
       </w:r>
       <w:r>
         <w:rPr>
@@ -5900,9 +5932,58 @@
           <w:sz w:val="24"/>
           <w:szCs w:val="24"/>
           <w:u w:val="single"/>
-          <w:lang w:eastAsia="en-US"/>
-        </w:rPr>
-        <w:t>«</w:t>
+          <w:lang w:val="ru-RU" w:eastAsia="en-US"/>
+        </w:rPr>
+        <w:t>«HANDED_PERSON_RANK»</w:t>
+      </w:r>
+      <w:r>
+        <w:rPr>
+          <w:rFonts w:eastAsia="Calibri"/>
+          <w:sz w:val="24"/>
+          <w:szCs w:val="24"/>
+          <w:u w:val="single"/>
+          <w:lang w:val="ru-RU" w:eastAsia="en-US"/>
+        </w:rPr>
+        <w:fldChar w:fldCharType="end"/>
+      </w:r>
+      <w:r>
+        <w:rPr>
+          <w:sz w:val="24"/>
+          <w:szCs w:val="24"/>
+          <w:u w:val="single"/>
+          <w:lang w:val="en-US"/>
+        </w:rPr>
+        <w:tab/>
+      </w:r>
+      <w:r>
+        <w:rPr>
+          <w:rFonts w:eastAsia="Calibri"/>
+          <w:sz w:val="24"/>
+          <w:szCs w:val="24"/>
+          <w:u w:val="single"/>
+          <w:lang w:val="ru-RU" w:eastAsia="en-US"/>
+        </w:rPr>
+        <w:fldChar w:fldCharType="begin"/>
+      </w:r>
+      <w:r>
+        <w:rPr>
+          <w:rFonts w:eastAsia="Calibri"/>
+          <w:sz w:val="24"/>
+          <w:szCs w:val="24"/>
+          <w:u w:val="single"/>
+          <w:lang w:val="ru-RU" w:eastAsia="en-US"/>
+        </w:rPr>
+        <w:instrText xml:space="preserve"> MERGEFIELD  HANDED_PERSON_NAME  \* MERGEFORMAT </w:instrText>
+      </w:r>
+      <w:r>
+        <w:rPr>
+          <w:rFonts w:eastAsia="Calibri"/>
+          <w:sz w:val="24"/>
+          <w:szCs w:val="24"/>
+          <w:u w:val="single"/>
+          <w:lang w:val="ru-RU" w:eastAsia="en-US"/>
+        </w:rPr>
+        <w:fldChar w:fldCharType="separate"/>
       </w:r>
       <w:r>
         <w:rPr>
@@ -5911,102 +5992,9 @@
           <w:sz w:val="24"/>
           <w:szCs w:val="24"/>
           <w:u w:val="single"/>
-          <w:lang w:val="en-US" w:eastAsia="en-US"/>
-        </w:rPr>
-        <w:t>HANDED_PERSON</w:t>
-      </w:r>
-      <w:r>
-        <w:rPr>
-          <w:rFonts w:eastAsia="Calibri"/>
-          <w:noProof/>
-          <w:sz w:val="24"/>
-          <w:szCs w:val="24"/>
-          <w:u w:val="single"/>
-          <w:lang w:eastAsia="en-US"/>
-        </w:rPr>
-        <w:t>_RANK»</w:t>
-      </w:r>
-      <w:r>
-        <w:rPr>
-          <w:rFonts w:eastAsia="Calibri"/>
-          <w:sz w:val="24"/>
-          <w:szCs w:val="24"/>
-          <w:u w:val="single"/>
           <w:lang w:val="ru-RU" w:eastAsia="en-US"/>
         </w:rPr>
-        <w:fldChar w:fldCharType="end"/>
-      </w:r>
-      <w:r>
-        <w:rPr>
-          <w:sz w:val="24"/>
-          <w:szCs w:val="24"/>
-          <w:u w:val="single"/>
-          <w:lang w:val="en-US"/>
-        </w:rPr>
-        <w:tab/>
-      </w:r>
-      <w:r>
-        <w:rPr>
-          <w:rFonts w:eastAsia="Calibri"/>
-          <w:sz w:val="24"/>
-          <w:szCs w:val="24"/>
-          <w:u w:val="single"/>
-          <w:lang w:val="ru-RU" w:eastAsia="en-US"/>
-        </w:rPr>
-        <w:fldChar w:fldCharType="begin"/>
-      </w:r>
-      <w:r>
-        <w:rPr>
-          <w:rFonts w:eastAsia="Calibri"/>
-          <w:sz w:val="24"/>
-          <w:szCs w:val="24"/>
-          <w:u w:val="single"/>
-          <w:lang w:eastAsia="en-US"/>
-        </w:rPr>
-        <w:instrText xml:space="preserve"> MERGEFIELD  COMMISION_HEAD_NAME  \* MERGEFORMAT </w:instrText>
-      </w:r>
-      <w:r>
-        <w:rPr>
-          <w:rFonts w:eastAsia="Calibri"/>
-          <w:sz w:val="24"/>
-          <w:szCs w:val="24"/>
-          <w:u w:val="single"/>
-          <w:lang w:val="ru-RU" w:eastAsia="en-US"/>
-        </w:rPr>
-        <w:fldChar w:fldCharType="separate"/>
-      </w:r>
-      <w:r>
-        <w:rPr>
-          <w:rFonts w:eastAsia="Calibri"/>
-          <w:noProof/>
-          <w:sz w:val="24"/>
-          <w:szCs w:val="24"/>
-          <w:u w:val="single"/>
-          <w:lang w:eastAsia="en-US"/>
-        </w:rPr>
-        <w:t>«</w:t>
-      </w:r>
-      <w:r>
-        <w:rPr>
-          <w:rFonts w:eastAsia="Calibri"/>
-          <w:noProof/>
-          <w:sz w:val="24"/>
-          <w:szCs w:val="24"/>
-          <w:u w:val="single"/>
-          <w:lang w:val="en-US" w:eastAsia="en-US"/>
-        </w:rPr>
-        <w:t>HANDED_PERSON</w:t>
-      </w:r>
-      <w:r>
-        <w:rPr>
-          <w:rFonts w:eastAsia="Calibri"/>
-          <w:noProof/>
-          <w:sz w:val="24"/>
-          <w:szCs w:val="24"/>
-          <w:u w:val="single"/>
-          <w:lang w:eastAsia="en-US"/>
-        </w:rPr>
-        <w:t>_NAME»</w:t>
+        <w:t>«HANDED_PERSON_NAME»</w:t>
       </w:r>
       <w:r>
         <w:rPr>
@@ -6082,9 +6070,9 @@
           <w:sz w:val="24"/>
           <w:szCs w:val="24"/>
           <w:u w:val="single"/>
-          <w:lang w:eastAsia="en-US"/>
-        </w:rPr>
-        <w:instrText xml:space="preserve"> MERGEFIELD  COMMISION_HEAD_RANK  \* MERGEFORMAT </w:instrText>
+          <w:lang w:val="ru-RU" w:eastAsia="en-US"/>
+        </w:rPr>
+        <w:instrText xml:space="preserve"> MERGEFIELD  ACCEPTED_PERSON_RANK  \* MERGEFORMAT </w:instrText>
       </w:r>
       <w:r>
         <w:rPr>
@@ -6103,9 +6091,58 @@
           <w:sz w:val="24"/>
           <w:szCs w:val="24"/>
           <w:u w:val="single"/>
-          <w:lang w:eastAsia="en-US"/>
-        </w:rPr>
-        <w:t>«</w:t>
+          <w:lang w:val="ru-RU" w:eastAsia="en-US"/>
+        </w:rPr>
+        <w:t>«ACCEPTED_PERSON_RANK»</w:t>
+      </w:r>
+      <w:r>
+        <w:rPr>
+          <w:rFonts w:eastAsia="Calibri"/>
+          <w:sz w:val="24"/>
+          <w:szCs w:val="24"/>
+          <w:u w:val="single"/>
+          <w:lang w:val="ru-RU" w:eastAsia="en-US"/>
+        </w:rPr>
+        <w:fldChar w:fldCharType="end"/>
+      </w:r>
+      <w:r>
+        <w:rPr>
+          <w:sz w:val="24"/>
+          <w:szCs w:val="24"/>
+          <w:u w:val="single"/>
+          <w:lang w:val="en-US"/>
+        </w:rPr>
+        <w:tab/>
+      </w:r>
+      <w:r>
+        <w:rPr>
+          <w:rFonts w:eastAsia="Calibri"/>
+          <w:sz w:val="24"/>
+          <w:szCs w:val="24"/>
+          <w:u w:val="single"/>
+          <w:lang w:val="ru-RU" w:eastAsia="en-US"/>
+        </w:rPr>
+        <w:fldChar w:fldCharType="begin"/>
+      </w:r>
+      <w:r>
+        <w:rPr>
+          <w:rFonts w:eastAsia="Calibri"/>
+          <w:sz w:val="24"/>
+          <w:szCs w:val="24"/>
+          <w:u w:val="single"/>
+          <w:lang w:val="ru-RU" w:eastAsia="en-US"/>
+        </w:rPr>
+        <w:instrText xml:space="preserve"> MERGEFIELD  ACCEPTED_PERSON_NAME  \* MERGEFORMAT </w:instrText>
+      </w:r>
+      <w:r>
+        <w:rPr>
+          <w:rFonts w:eastAsia="Calibri"/>
+          <w:sz w:val="24"/>
+          <w:szCs w:val="24"/>
+          <w:u w:val="single"/>
+          <w:lang w:val="ru-RU" w:eastAsia="en-US"/>
+        </w:rPr>
+        <w:fldChar w:fldCharType="separate"/>
       </w:r>
       <w:r>
         <w:rPr>
@@ -6114,124 +6151,9 @@
           <w:sz w:val="24"/>
           <w:szCs w:val="24"/>
           <w:u w:val="single"/>
-          <w:lang w:val="en-US" w:eastAsia="en-US"/>
-        </w:rPr>
-        <w:t>ACCEPTED_PERSON</w:t>
-      </w:r>
-      <w:r>
-        <w:rPr>
-          <w:rFonts w:eastAsia="Calibri"/>
-          <w:noProof/>
-          <w:sz w:val="24"/>
-          <w:szCs w:val="24"/>
-          <w:u w:val="single"/>
-          <w:lang w:eastAsia="en-US"/>
-        </w:rPr>
-        <w:t>_RANK»</w:t>
-      </w:r>
-      <w:r>
-        <w:rPr>
-          <w:rFonts w:eastAsia="Calibri"/>
-          <w:sz w:val="24"/>
-          <w:szCs w:val="24"/>
-          <w:u w:val="single"/>
           <w:lang w:val="ru-RU" w:eastAsia="en-US"/>
         </w:rPr>
-        <w:fldChar w:fldCharType="end"/>
-      </w:r>
-      <w:r>
-        <w:rPr>
-          <w:sz w:val="24"/>
-          <w:szCs w:val="24"/>
-          <w:u w:val="single"/>
-          <w:lang w:val="en-US"/>
-        </w:rPr>
-        <w:tab/>
-      </w:r>
-      <w:r>
-        <w:rPr>
-          <w:rFonts w:eastAsia="Calibri"/>
-          <w:sz w:val="24"/>
-          <w:szCs w:val="24"/>
-          <w:u w:val="single"/>
-          <w:lang w:val="ru-RU" w:eastAsia="en-US"/>
-        </w:rPr>
-        <w:fldChar w:fldCharType="begin"/>
-      </w:r>
-      <w:r>
-        <w:rPr>
-          <w:rFonts w:eastAsia="Calibri"/>
-          <w:sz w:val="24"/>
-          <w:szCs w:val="24"/>
-          <w:u w:val="single"/>
-          <w:lang w:eastAsia="en-US"/>
-        </w:rPr>
-        <w:instrText xml:space="preserve"> MERGEFIELD  COMMISION_HEAD_RANK  \* MERGEFORMAT </w:instrText>
-      </w:r>
-      <w:r>
-        <w:rPr>
-          <w:rFonts w:eastAsia="Calibri"/>
-          <w:sz w:val="24"/>
-          <w:szCs w:val="24"/>
-          <w:u w:val="single"/>
-          <w:lang w:val="ru-RU" w:eastAsia="en-US"/>
-        </w:rPr>
-        <w:fldChar w:fldCharType="separate"/>
-      </w:r>
-      <w:r>
-        <w:rPr>
-          <w:rFonts w:eastAsia="Calibri"/>
-          <w:noProof/>
-          <w:sz w:val="24"/>
-          <w:szCs w:val="24"/>
-          <w:u w:val="single"/>
-          <w:lang w:eastAsia="en-US"/>
-        </w:rPr>
-        <w:t>«</w:t>
-      </w:r>
-      <w:r>
-        <w:rPr>
-          <w:rFonts w:eastAsia="Calibri"/>
-          <w:noProof/>
-          <w:sz w:val="24"/>
-          <w:szCs w:val="24"/>
-          <w:u w:val="single"/>
-          <w:lang w:val="en-US" w:eastAsia="en-US"/>
-        </w:rPr>
-        <w:t>ACCEPTED_PERSON</w:t>
-      </w:r>
-      <w:r>
-        <w:rPr>
-          <w:rFonts w:eastAsia="Calibri"/>
-          <w:noProof/>
-          <w:sz w:val="24"/>
-          <w:szCs w:val="24"/>
-          <w:u w:val="single"/>
-          <w:lang w:eastAsia="en-US"/>
-        </w:rPr>
-        <w:t>_</w:t>
-      </w:r>
-      <w:r>
-        <w:rPr>
-          <w:rFonts w:eastAsia="Calibri"/>
-          <w:noProof/>
-          <w:sz w:val="24"/>
-          <w:szCs w:val="24"/>
-          <w:u w:val="single"/>
-          <w:lang w:val="en-US" w:eastAsia="en-US"/>
-        </w:rPr>
-        <w:t>NAME</w:t>
-      </w:r>
-      <w:r>
-        <w:rPr>
-          <w:rFonts w:eastAsia="Calibri"/>
-          <w:noProof/>
-          <w:sz w:val="24"/>
-          <w:szCs w:val="24"/>
-          <w:u w:val="single"/>
-          <w:lang w:eastAsia="en-US"/>
-        </w:rPr>
-        <w:t>»</w:t>
+        <w:t>«ACCEPTED_PERSON_NAME»</w:t>
       </w:r>
       <w:r>
         <w:rPr>
@@ -6283,7 +6205,7 @@
 </file>
 
 <file path=word/endnotes.xml><?xml version="1.0" encoding="utf-8"?>
-<w:endnotes xmlns:wpc="http://schemas.microsoft.com/office/word/2010/wordprocessingCanvas" xmlns:cx="http://schemas.microsoft.com/office/drawing/2014/chartex" xmlns:cx1="http://schemas.microsoft.com/office/drawing/2015/9/8/chartex" xmlns:cx2="http://schemas.microsoft.com/office/drawing/2015/10/21/chartex" xmlns:cx3="http://schemas.microsoft.com/office/drawing/2016/5/9/chartex" xmlns:cx4="http://schemas.microsoft.com/office/drawing/2016/5/10/chartex" xmlns:cx5="http://schemas.microsoft.com/office/drawing/2016/5/11/chartex" xmlns:cx6="http://schemas.microsoft.com/office/drawing/2016/5/12/chartex" xmlns:cx7="http://schemas.microsoft.com/office/drawing/2016/5/13/chartex" xmlns:cx8="http://schemas.microsoft.com/office/drawing/2016/5/14/chartex" xmlns:mc="http://schemas.openxmlformats.org/markup-compatibility/2006" xmlns:aink="http://schemas.microsoft.com/office/drawing/2016/ink" xmlns:am3d="http://schemas.microsoft.com/office/drawing/2017/model3d" xmlns:o="urn:schemas-microsoft-com:office:office" xmlns:r="http://schemas.openxmlformats.org/officeDocument/2006/relationships" xmlns:m="http://schemas.openxmlformats.org/officeDocument/2006/math" xmlns:v="urn:schemas-microsoft-com:vml" xmlns:wp14="http://schemas.microsoft.com/office/word/2010/wordprocessingDrawing" xmlns:wp="http://schemas.openxmlformats.org/drawingml/2006/wordprocessingDrawing" xmlns:w10="urn:schemas-microsoft-com:office:word" xmlns:w="http://schemas.openxmlformats.org/wordprocessingml/2006/main" xmlns:w14="http://schemas.microsoft.com/office/word/2010/wordml" xmlns:w15="http://schemas.microsoft.com/office/word/2012/wordml" xmlns:w16cex="http://schemas.microsoft.com/office/word/2018/wordml/cex" xmlns:w16cid="http://schemas.microsoft.com/office/word/2016/wordml/cid" xmlns:w16="http://schemas.microsoft.com/office/word/2018/wordml" xmlns:w16sdtdh="http://schemas.microsoft.com/office/word/2020/wordml/sdtdatahash" xmlns:w16se="http://schemas.microsoft.com/office/word/2015/wordml/symex" xmlns:wpg="http://schemas.microsoft.com/office/word/2010/wordprocessingGroup" xmlns:wpi="http://schemas.microsoft.com/office/word/2010/wordprocessingInk" xmlns:wne="http://schemas.microsoft.com/office/word/2006/wordml" xmlns:wps="http://schemas.microsoft.com/office/word/2010/wordprocessingShape" mc:Ignorable="w14 w15 w16se w16cid w16 w16cex w16sdtdh wp14">
+<w:endnotes xmlns:wpc="http://schemas.microsoft.com/office/word/2010/wordprocessingCanvas" xmlns:cx="http://schemas.microsoft.com/office/drawing/2014/chartex" xmlns:cx1="http://schemas.microsoft.com/office/drawing/2015/9/8/chartex" xmlns:cx2="http://schemas.microsoft.com/office/drawing/2015/10/21/chartex" xmlns:cx3="http://schemas.microsoft.com/office/drawing/2016/5/9/chartex" xmlns:cx4="http://schemas.microsoft.com/office/drawing/2016/5/10/chartex" xmlns:cx5="http://schemas.microsoft.com/office/drawing/2016/5/11/chartex" xmlns:cx6="http://schemas.microsoft.com/office/drawing/2016/5/12/chartex" xmlns:cx7="http://schemas.microsoft.com/office/drawing/2016/5/13/chartex" xmlns:cx8="http://schemas.microsoft.com/office/drawing/2016/5/14/chartex" xmlns:mc="http://schemas.openxmlformats.org/markup-compatibility/2006" xmlns:aink="http://schemas.microsoft.com/office/drawing/2016/ink" xmlns:am3d="http://schemas.microsoft.com/office/drawing/2017/model3d" xmlns:o="urn:schemas-microsoft-com:office:office" xmlns:oel="http://schemas.microsoft.com/office/2019/extlst" xmlns:r="http://schemas.openxmlformats.org/officeDocument/2006/relationships" xmlns:m="http://schemas.openxmlformats.org/officeDocument/2006/math" xmlns:v="urn:schemas-microsoft-com:vml" xmlns:wp14="http://schemas.microsoft.com/office/word/2010/wordprocessingDrawing" xmlns:wp="http://schemas.openxmlformats.org/drawingml/2006/wordprocessingDrawing" xmlns:w10="urn:schemas-microsoft-com:office:word" xmlns:w="http://schemas.openxmlformats.org/wordprocessingml/2006/main" xmlns:w14="http://schemas.microsoft.com/office/word/2010/wordml" xmlns:w15="http://schemas.microsoft.com/office/word/2012/wordml" xmlns:w16cex="http://schemas.microsoft.com/office/word/2018/wordml/cex" xmlns:w16cid="http://schemas.microsoft.com/office/word/2016/wordml/cid" xmlns:w16="http://schemas.microsoft.com/office/word/2018/wordml" xmlns:w16du="http://schemas.microsoft.com/office/word/2023/wordml/word16du" xmlns:w16sdtdh="http://schemas.microsoft.com/office/word/2020/wordml/sdtdatahash" xmlns:w16se="http://schemas.microsoft.com/office/word/2015/wordml/symex" xmlns:wpg="http://schemas.microsoft.com/office/word/2010/wordprocessingGroup" xmlns:wpi="http://schemas.microsoft.com/office/word/2010/wordprocessingInk" xmlns:wne="http://schemas.microsoft.com/office/word/2006/wordml" xmlns:wps="http://schemas.microsoft.com/office/word/2010/wordprocessingShape" mc:Ignorable="w14 w15 w16se w16cid w16 w16cex w16sdtdh w16du wp14">
   <w:endnote w:type="separator" w:id="-1">
     <w:p>
       <w:r>
@@ -6302,7 +6224,7 @@
 </file>
 
 <file path=word/footnotes.xml><?xml version="1.0" encoding="utf-8"?>
-<w:footnotes xmlns:wpc="http://schemas.microsoft.com/office/word/2010/wordprocessingCanvas" xmlns:cx="http://schemas.microsoft.com/office/drawing/2014/chartex" xmlns:cx1="http://schemas.microsoft.com/office/drawing/2015/9/8/chartex" xmlns:cx2="http://schemas.microsoft.com/office/drawing/2015/10/21/chartex" xmlns:cx3="http://schemas.microsoft.com/office/drawing/2016/5/9/chartex" xmlns:cx4="http://schemas.microsoft.com/office/drawing/2016/5/10/chartex" xmlns:cx5="http://schemas.microsoft.com/office/drawing/2016/5/11/chartex" xmlns:cx6="http://schemas.microsoft.com/office/drawing/2016/5/12/chartex" xmlns:cx7="http://schemas.microsoft.com/office/drawing/2016/5/13/chartex" xmlns:cx8="http://schemas.microsoft.com/office/drawing/2016/5/14/chartex" xmlns:mc="http://schemas.openxmlformats.org/markup-compatibility/2006" xmlns:aink="http://schemas.microsoft.com/office/drawing/2016/ink" xmlns:am3d="http://schemas.microsoft.com/office/drawing/2017/model3d" xmlns:o="urn:schemas-microsoft-com:office:office" xmlns:r="http://schemas.openxmlformats.org/officeDocument/2006/relationships" xmlns:m="http://schemas.openxmlformats.org/officeDocument/2006/math" xmlns:v="urn:schemas-microsoft-com:vml" xmlns:wp14="http://schemas.microsoft.com/office/word/2010/wordprocessingDrawing" xmlns:wp="http://schemas.openxmlformats.org/drawingml/2006/wordprocessingDrawing" xmlns:w10="urn:schemas-microsoft-com:office:word" xmlns:w="http://schemas.openxmlformats.org/wordprocessingml/2006/main" xmlns:w14="http://schemas.microsoft.com/office/word/2010/wordml" xmlns:w15="http://schemas.microsoft.com/office/word/2012/wordml" xmlns:w16cex="http://schemas.microsoft.com/office/word/2018/wordml/cex" xmlns:w16cid="http://schemas.microsoft.com/office/word/2016/wordml/cid" xmlns:w16="http://schemas.microsoft.com/office/word/2018/wordml" xmlns:w16sdtdh="http://schemas.microsoft.com/office/word/2020/wordml/sdtdatahash" xmlns:w16se="http://schemas.microsoft.com/office/word/2015/wordml/symex" xmlns:wpg="http://schemas.microsoft.com/office/word/2010/wordprocessingGroup" xmlns:wpi="http://schemas.microsoft.com/office/word/2010/wordprocessingInk" xmlns:wne="http://schemas.microsoft.com/office/word/2006/wordml" xmlns:wps="http://schemas.microsoft.com/office/word/2010/wordprocessingShape" mc:Ignorable="w14 w15 w16se w16cid w16 w16cex w16sdtdh wp14">
+<w:footnotes xmlns:wpc="http://schemas.microsoft.com/office/word/2010/wordprocessingCanvas" xmlns:cx="http://schemas.microsoft.com/office/drawing/2014/chartex" xmlns:cx1="http://schemas.microsoft.com/office/drawing/2015/9/8/chartex" xmlns:cx2="http://schemas.microsoft.com/office/drawing/2015/10/21/chartex" xmlns:cx3="http://schemas.microsoft.com/office/drawing/2016/5/9/chartex" xmlns:cx4="http://schemas.microsoft.com/office/drawing/2016/5/10/chartex" xmlns:cx5="http://schemas.microsoft.com/office/drawing/2016/5/11/chartex" xmlns:cx6="http://schemas.microsoft.com/office/drawing/2016/5/12/chartex" xmlns:cx7="http://schemas.microsoft.com/office/drawing/2016/5/13/chartex" xmlns:cx8="http://schemas.microsoft.com/office/drawing/2016/5/14/chartex" xmlns:mc="http://schemas.openxmlformats.org/markup-compatibility/2006" xmlns:aink="http://schemas.microsoft.com/office/drawing/2016/ink" xmlns:am3d="http://schemas.microsoft.com/office/drawing/2017/model3d" xmlns:o="urn:schemas-microsoft-com:office:office" xmlns:oel="http://schemas.microsoft.com/office/2019/extlst" xmlns:r="http://schemas.openxmlformats.org/officeDocument/2006/relationships" xmlns:m="http://schemas.openxmlformats.org/officeDocument/2006/math" xmlns:v="urn:schemas-microsoft-com:vml" xmlns:wp14="http://schemas.microsoft.com/office/word/2010/wordprocessingDrawing" xmlns:wp="http://schemas.openxmlformats.org/drawingml/2006/wordprocessingDrawing" xmlns:w10="urn:schemas-microsoft-com:office:word" xmlns:w="http://schemas.openxmlformats.org/wordprocessingml/2006/main" xmlns:w14="http://schemas.microsoft.com/office/word/2010/wordml" xmlns:w15="http://schemas.microsoft.com/office/word/2012/wordml" xmlns:w16cex="http://schemas.microsoft.com/office/word/2018/wordml/cex" xmlns:w16cid="http://schemas.microsoft.com/office/word/2016/wordml/cid" xmlns:w16="http://schemas.microsoft.com/office/word/2018/wordml" xmlns:w16du="http://schemas.microsoft.com/office/word/2023/wordml/word16du" xmlns:w16sdtdh="http://schemas.microsoft.com/office/word/2020/wordml/sdtdatahash" xmlns:w16se="http://schemas.microsoft.com/office/word/2015/wordml/symex" xmlns:wpg="http://schemas.microsoft.com/office/word/2010/wordprocessingGroup" xmlns:wpi="http://schemas.microsoft.com/office/word/2010/wordprocessingInk" xmlns:wne="http://schemas.microsoft.com/office/word/2006/wordml" xmlns:wps="http://schemas.microsoft.com/office/word/2010/wordprocessingShape" mc:Ignorable="w14 w15 w16se w16cid w16 w16cex w16sdtdh w16du wp14">
   <w:footnote w:type="separator" w:id="-1">
     <w:p>
       <w:r>
@@ -6321,7 +6243,7 @@
 </file>
 
 <file path=word/numbering.xml><?xml version="1.0" encoding="utf-8"?>
-<w:numbering xmlns:wpc="http://schemas.microsoft.com/office/word/2010/wordprocessingCanvas" xmlns:cx="http://schemas.microsoft.com/office/drawing/2014/chartex" xmlns:cx1="http://schemas.microsoft.com/office/drawing/2015/9/8/chartex" xmlns:cx2="http://schemas.microsoft.com/office/drawing/2015/10/21/chartex" xmlns:cx3="http://schemas.microsoft.com/office/drawing/2016/5/9/chartex" xmlns:cx4="http://schemas.microsoft.com/office/drawing/2016/5/10/chartex" xmlns:cx5="http://schemas.microsoft.com/office/drawing/2016/5/11/chartex" xmlns:cx6="http://schemas.microsoft.com/office/drawing/2016/5/12/chartex" xmlns:cx7="http://schemas.microsoft.com/office/drawing/2016/5/13/chartex" xmlns:cx8="http://schemas.microsoft.com/office/drawing/2016/5/14/chartex" xmlns:mc="http://schemas.openxmlformats.org/markup-compatibility/2006" xmlns:aink="http://schemas.microsoft.com/office/drawing/2016/ink" xmlns:am3d="http://schemas.microsoft.com/office/drawing/2017/model3d" xmlns:o="urn:schemas-microsoft-com:office:office" xmlns:r="http://schemas.openxmlformats.org/officeDocument/2006/relationships" xmlns:m="http://schemas.openxmlformats.org/officeDocument/2006/math" xmlns:v="urn:schemas-microsoft-com:vml" xmlns:wp14="http://schemas.microsoft.com/office/word/2010/wordprocessingDrawing" xmlns:wp="http://schemas.openxmlformats.org/drawingml/2006/wordprocessingDrawing" xmlns:w10="urn:schemas-microsoft-com:office:word" xmlns:w="http://schemas.openxmlformats.org/wordprocessingml/2006/main" xmlns:w14="http://schemas.microsoft.com/office/word/2010/wordml" xmlns:w15="http://schemas.microsoft.com/office/word/2012/wordml" xmlns:w16cex="http://schemas.microsoft.com/office/word/2018/wordml/cex" xmlns:w16cid="http://schemas.microsoft.com/office/word/2016/wordml/cid" xmlns:w16="http://schemas.microsoft.com/office/word/2018/wordml" xmlns:w16sdtdh="http://schemas.microsoft.com/office/word/2020/wordml/sdtdatahash" xmlns:w16se="http://schemas.microsoft.com/office/word/2015/wordml/symex" xmlns:wpg="http://schemas.microsoft.com/office/word/2010/wordprocessingGroup" xmlns:wpi="http://schemas.microsoft.com/office/word/2010/wordprocessingInk" xmlns:wne="http://schemas.microsoft.com/office/word/2006/wordml" xmlns:wps="http://schemas.microsoft.com/office/word/2010/wordprocessingShape" mc:Ignorable="w14 w15 w16se w16cid w16 w16cex w16sdtdh wp14">
+<w:numbering xmlns:wpc="http://schemas.microsoft.com/office/word/2010/wordprocessingCanvas" xmlns:cx="http://schemas.microsoft.com/office/drawing/2014/chartex" xmlns:cx1="http://schemas.microsoft.com/office/drawing/2015/9/8/chartex" xmlns:cx2="http://schemas.microsoft.com/office/drawing/2015/10/21/chartex" xmlns:cx3="http://schemas.microsoft.com/office/drawing/2016/5/9/chartex" xmlns:cx4="http://schemas.microsoft.com/office/drawing/2016/5/10/chartex" xmlns:cx5="http://schemas.microsoft.com/office/drawing/2016/5/11/chartex" xmlns:cx6="http://schemas.microsoft.com/office/drawing/2016/5/12/chartex" xmlns:cx7="http://schemas.microsoft.com/office/drawing/2016/5/13/chartex" xmlns:cx8="http://schemas.microsoft.com/office/drawing/2016/5/14/chartex" xmlns:mc="http://schemas.openxmlformats.org/markup-compatibility/2006" xmlns:aink="http://schemas.microsoft.com/office/drawing/2016/ink" xmlns:am3d="http://schemas.microsoft.com/office/drawing/2017/model3d" xmlns:o="urn:schemas-microsoft-com:office:office" xmlns:oel="http://schemas.microsoft.com/office/2019/extlst" xmlns:r="http://schemas.openxmlformats.org/officeDocument/2006/relationships" xmlns:m="http://schemas.openxmlformats.org/officeDocument/2006/math" xmlns:v="urn:schemas-microsoft-com:vml" xmlns:wp14="http://schemas.microsoft.com/office/word/2010/wordprocessingDrawing" xmlns:wp="http://schemas.openxmlformats.org/drawingml/2006/wordprocessingDrawing" xmlns:w10="urn:schemas-microsoft-com:office:word" xmlns:w="http://schemas.openxmlformats.org/wordprocessingml/2006/main" xmlns:w14="http://schemas.microsoft.com/office/word/2010/wordml" xmlns:w15="http://schemas.microsoft.com/office/word/2012/wordml" xmlns:w16cex="http://schemas.microsoft.com/office/word/2018/wordml/cex" xmlns:w16cid="http://schemas.microsoft.com/office/word/2016/wordml/cid" xmlns:w16="http://schemas.microsoft.com/office/word/2018/wordml" xmlns:w16du="http://schemas.microsoft.com/office/word/2023/wordml/word16du" xmlns:w16sdtdh="http://schemas.microsoft.com/office/word/2020/wordml/sdtdatahash" xmlns:w16se="http://schemas.microsoft.com/office/word/2015/wordml/symex" xmlns:wpg="http://schemas.microsoft.com/office/word/2010/wordprocessingGroup" xmlns:wpi="http://schemas.microsoft.com/office/word/2010/wordprocessingInk" xmlns:wne="http://schemas.microsoft.com/office/word/2006/wordml" xmlns:wps="http://schemas.microsoft.com/office/word/2010/wordprocessingShape" mc:Ignorable="w14 w15 w16se w16cid w16 w16cex w16sdtdh w16du wp14">
   <w:abstractNum w:abstractNumId="0" w15:restartNumberingAfterBreak="0">
     <w:nsid w:val="05827C7B"/>
     <w:multiLevelType w:val="hybridMultilevel"/>
@@ -6904,29 +6826,29 @@
       </w:pPr>
     </w:lvl>
   </w:abstractNum>
-  <w:num w:numId="1">
+  <w:num w:numId="1" w16cid:durableId="2126345466">
     <w:abstractNumId w:val="4"/>
   </w:num>
-  <w:num w:numId="2">
+  <w:num w:numId="2" w16cid:durableId="122307498">
     <w:abstractNumId w:val="5"/>
   </w:num>
-  <w:num w:numId="3">
+  <w:num w:numId="3" w16cid:durableId="711461767">
     <w:abstractNumId w:val="1"/>
   </w:num>
-  <w:num w:numId="4">
+  <w:num w:numId="4" w16cid:durableId="1731684235">
     <w:abstractNumId w:val="3"/>
   </w:num>
-  <w:num w:numId="5">
+  <w:num w:numId="5" w16cid:durableId="667943885">
     <w:abstractNumId w:val="2"/>
   </w:num>
-  <w:num w:numId="6">
+  <w:num w:numId="6" w16cid:durableId="1688095436">
     <w:abstractNumId w:val="0"/>
   </w:num>
 </w:numbering>
 </file>
 
 <file path=word/styles.xml><?xml version="1.0" encoding="utf-8"?>
-<w:styles xmlns:mc="http://schemas.openxmlformats.org/markup-compatibility/2006" xmlns:r="http://schemas.openxmlformats.org/officeDocument/2006/relationships" xmlns:w="http://schemas.openxmlformats.org/wordprocessingml/2006/main" xmlns:w14="http://schemas.microsoft.com/office/word/2010/wordml" xmlns:w15="http://schemas.microsoft.com/office/word/2012/wordml" xmlns:w16cex="http://schemas.microsoft.com/office/word/2018/wordml/cex" xmlns:w16cid="http://schemas.microsoft.com/office/word/2016/wordml/cid" xmlns:w16="http://schemas.microsoft.com/office/word/2018/wordml" xmlns:w16sdtdh="http://schemas.microsoft.com/office/word/2020/wordml/sdtdatahash" xmlns:w16se="http://schemas.microsoft.com/office/word/2015/wordml/symex" mc:Ignorable="w14 w15 w16se w16cid w16 w16cex w16sdtdh">
+<w:styles xmlns:mc="http://schemas.openxmlformats.org/markup-compatibility/2006" xmlns:r="http://schemas.openxmlformats.org/officeDocument/2006/relationships" xmlns:w="http://schemas.openxmlformats.org/wordprocessingml/2006/main" xmlns:w14="http://schemas.microsoft.com/office/word/2010/wordml" xmlns:w15="http://schemas.microsoft.com/office/word/2012/wordml" xmlns:w16cex="http://schemas.microsoft.com/office/word/2018/wordml/cex" xmlns:w16cid="http://schemas.microsoft.com/office/word/2016/wordml/cid" xmlns:w16="http://schemas.microsoft.com/office/word/2018/wordml" xmlns:w16du="http://schemas.microsoft.com/office/word/2023/wordml/word16du" xmlns:w16sdtdh="http://schemas.microsoft.com/office/word/2020/wordml/sdtdatahash" xmlns:w16se="http://schemas.microsoft.com/office/word/2015/wordml/symex" mc:Ignorable="w14 w15 w16se w16cid w16 w16cex w16sdtdh w16du">
   <w:docDefaults>
     <w:rPrDefault>
       <w:rPr>

--- a/Mil.Paperwork.Domain/Templates/TechnicalState7ReportTemplate.docx
+++ b/Mil.Paperwork.Domain/Templates/TechnicalState7ReportTemplate.docx
@@ -403,48 +403,53 @@
             </w:pPr>
             <w:r>
               <w:rPr>
-                <w:color w:val="000000"/>
-                <w:sz w:val="24"/>
-                <w:szCs w:val="24"/>
-                <w:lang w:val="uk-UA"/>
-              </w:rPr>
-              <w:t>К</w:t>
-            </w:r>
-            <w:r>
-              <w:rPr>
-                <w:color w:val="000000"/>
-                <w:sz w:val="24"/>
-                <w:szCs w:val="24"/>
-                <w:lang w:val="uk-UA"/>
-              </w:rPr>
-              <w:t xml:space="preserve">омандир </w:t>
-            </w:r>
-            <w:r>
-              <w:rPr>
-                <w:color w:val="000000"/>
-                <w:sz w:val="24"/>
-                <w:szCs w:val="24"/>
-                <w:lang w:val="uk-UA"/>
-              </w:rPr>
-              <w:t>військової</w:t>
-            </w:r>
-            <w:r>
-              <w:rPr>
-                <w:color w:val="000000"/>
-                <w:sz w:val="24"/>
-                <w:szCs w:val="24"/>
-                <w:lang w:val="uk-UA"/>
+                <w:color w:val="000000" w:themeColor="text1"/>
+                <w:sz w:val="24"/>
+                <w:szCs w:val="24"/>
+              </w:rPr>
+              <w:fldChar w:fldCharType="begin"/>
+            </w:r>
+            <w:r>
+              <w:rPr>
+                <w:color w:val="000000" w:themeColor="text1"/>
+                <w:sz w:val="24"/>
+                <w:szCs w:val="24"/>
+              </w:rPr>
+              <w:instrText xml:space="preserve"> MERGEFIELD  COMM_POSITION  \* MERGEFORMAT </w:instrText>
+            </w:r>
+            <w:r>
+              <w:rPr>
+                <w:color w:val="000000" w:themeColor="text1"/>
+                <w:sz w:val="24"/>
+                <w:szCs w:val="24"/>
+              </w:rPr>
+              <w:fldChar w:fldCharType="separate"/>
+            </w:r>
+            <w:r>
+              <w:rPr>
+                <w:noProof/>
+                <w:color w:val="000000" w:themeColor="text1"/>
+                <w:sz w:val="24"/>
+                <w:szCs w:val="24"/>
+              </w:rPr>
+              <w:t>«COMM_POSITION»</w:t>
+            </w:r>
+            <w:r>
+              <w:rPr>
+                <w:color w:val="000000" w:themeColor="text1"/>
+                <w:sz w:val="24"/>
+                <w:szCs w:val="24"/>
+              </w:rPr>
+              <w:fldChar w:fldCharType="end"/>
+            </w:r>
+            <w:r>
+              <w:rPr>
+                <w:color w:val="000000" w:themeColor="text1"/>
+                <w:sz w:val="24"/>
+                <w:szCs w:val="24"/>
+                <w:lang w:val="en-US"/>
               </w:rPr>
               <w:t xml:space="preserve"> </w:t>
-            </w:r>
-            <w:r>
-              <w:rPr>
-                <w:color w:val="000000"/>
-                <w:sz w:val="24"/>
-                <w:szCs w:val="24"/>
-                <w:lang w:val="uk-UA"/>
-              </w:rPr>
-              <w:t xml:space="preserve">частини </w:t>
             </w:r>
             <w:r>
               <w:rPr>
